--- a/docs/Relatorio_Semantico_E5.docx
+++ b/docs/Relatorio_Semantico_E5.docx
@@ -1,6 +1,6 @@
 
 <file path=word/document.xml><?xml version="1.0" encoding="utf-8"?>
-<w:document xmlns:wpc="http://schemas.microsoft.com/office/word/2010/wordprocessingCanvas" xmlns:mc="http://schemas.openxmlformats.org/markup-compatibility/2006" xmlns:o="urn:schemas-microsoft-com:office:office" xmlns:r="http://schemas.openxmlformats.org/officeDocument/2006/relationships" xmlns:m="http://schemas.openxmlformats.org/officeDocument/2006/math" xmlns:v="urn:schemas-microsoft-com:vml" xmlns:wp14="http://schemas.microsoft.com/office/word/2010/wordprocessingDrawing" xmlns:wp="http://schemas.openxmlformats.org/drawingml/2006/wordprocessingDrawing" xmlns:w10="urn:schemas-microsoft-com:office:word" xmlns:w="http://schemas.openxmlformats.org/wordprocessingml/2006/main" xmlns:w14="http://schemas.microsoft.com/office/word/2010/wordml" xmlns:w15="http://schemas.microsoft.com/office/word/2012/wordml" xmlns:wpg="http://schemas.microsoft.com/office/word/2010/wordprocessingGroup" xmlns:wpi="http://schemas.microsoft.com/office/word/2010/wordprocessingInk" xmlns:wne="http://schemas.microsoft.com/office/word/2006/wordml" xmlns:wps="http://schemas.microsoft.com/office/word/2010/wordprocessingShape" xmlns:cx="http://schemas.microsoft.com/office/drawing/2014/chartex" xmlns:cx1="http://schemas.microsoft.com/office/drawing/2015/9/8/chartex" xmlns:cx2="http://schemas.microsoft.com/office/drawing/2015/10/21/chartex" xmlns:cx3="http://schemas.microsoft.com/office/drawing/2016/5/9/chartex" xmlns:cx4="http://schemas.microsoft.com/office/drawing/2016/5/10/chartex" xmlns:cx5="http://schemas.microsoft.com/office/drawing/2016/5/11/chartex" xmlns:cx6="http://schemas.microsoft.com/office/drawing/2016/5/12/chartex" xmlns:cx7="http://schemas.microsoft.com/office/drawing/2016/5/13/chartex" xmlns:cx8="http://schemas.microsoft.com/office/drawing/2016/5/14/chartex" xmlns:aink="http://schemas.microsoft.com/office/drawing/2016/ink" xmlns:am3d="http://schemas.microsoft.com/office/drawing/2017/model3d" xmlns:w16cex="http://schemas.microsoft.com/office/word/2018/wordml/cex" xmlns:w16cid="http://schemas.microsoft.com/office/word/2016/wordml/cid" xmlns:w16="http://schemas.microsoft.com/office/word/2018/wordml" xmlns:w16sdtdh="http://schemas.microsoft.com/office/word/2020/wordml/sdtdatahash" xmlns:w16se="http://schemas.microsoft.com/office/word/2015/wordml/symex" mc:Ignorable="w14 w15 wp14">
+<w:document xmlns:ns1="http://schemas.openxmlformats.org/markup-compatibility/2006" xmlns:ns2="http://schemas.openxmlformats.org/officeDocument/2006/relationships" xmlns:w="http://schemas.openxmlformats.org/wordprocessingml/2006/main" ns1:Ignorable="w14 w15 wp14">
   <w:body>
     <w:p>
       <w:pPr>
@@ -67,7 +67,7 @@
         <w:spacing w:after="120"/>
       </w:pPr>
       <w:r>
-        <w:t xml:space="preserve">Este documento descreve a etapa de analise semantica do compilador da linguagem LangC#. A analise semantica recebe a sequencia de tokens validada pela analise sintatica e verifica condicoes que nao podem ser expressas apenas pela gramatica: declaracao de identificadores antes do uso, unicidade de nomes em um escopo, compatibilidade de tipos e coerencia das chamadas de funcao. Todo erro semantico encontrado e reportado ao usuario com a respectiva linha do programa fonte.</w:t>
+        <w:t xml:space="preserve">Este documento descreve a etapa de analise semantica do compilador da linguagem LangC#. A analise semantica recebe a sequencia de tokens validada pela analise sintatica e verifica declaracao antes do uso, unicidade por escopo, constantes imutaveis, compatibilidade de tipos, coerencia das chamadas de funcao e a existencia da funcao de entrada main. Todo erro semantico e reportado com a respectiva linha do programa fonte.</w:t>
       </w:r>
     </w:p>
     <w:p>
@@ -75,7 +75,7 @@
         <w:spacing w:after="120"/>
       </w:pPr>
       <w:r>
-        <w:t xml:space="preserve">A implementacao adota duas frentes complementares: (a) um conjunto de acoes semanticas executadas junto ao analisador sintatico LL(1), por meio de marcadores inseridos na gramatica; e (b) um analisador semantico dedicado, que percorre novamente os tokens e completa as verificacoes mais detalhadas (return, contagem e tipo de argumentos de chamadas).</w:t>
+        <w:t xml:space="preserve">A implementacao adota duas frentes complementares: (a) acoes semanticas executadas junto ao analisador sintatico tabular, por meio de marcadores inseridos na gramatica; e (b) um analisador semantico dedicado, que completa as verificacoes de main, return e assinaturas de chamadas. As assinaturas das funcoes sao mapeadas antes do reconhecimento, permitindo chamadas para funcoes declaradas mais adiante.</w:t>
       </w:r>
     </w:p>
     <w:p>
@@ -282,7 +282,7 @@
                 <w:sz w:val="18"/>
                 <w:szCs w:val="18"/>
               </w:rPr>
-              <w:t xml:space="preserve">funcao, parametro ou variavel.</w:t>
+              <w:t xml:space="preserve">constante, funcao, parametro ou variavel.</w:t>
             </w:r>
           </w:p>
         </w:tc>
@@ -394,7 +394,7 @@
                 <w:sz w:val="18"/>
                 <w:szCs w:val="18"/>
               </w:rPr>
-              <w:t xml:space="preserve">0 = global (funcoes); 1 = corpo de funcao (parametros e variaveis locais).</w:t>
+              <w:t xml:space="preserve">0 = global (constantes e funcoes); 1 = corpo de funcao; 2 ou mais = blocos aninhados.</w:t>
             </w:r>
           </w:p>
         </w:tc>
@@ -581,7 +581,7 @@
         <w:spacing w:after="120"/>
       </w:pPr>
       <w:r>
-        <w:t xml:space="preserve">A tabela e mantida de duas formas, atualizadas em conjunto:</w:t>
+        <w:t xml:space="preserve">A tabela e mantida de duas formas complementares:</w:t>
       </w:r>
     </w:p>
     <w:p>
@@ -598,10 +598,10 @@
           <w:b/>
           <w:bCs/>
         </w:rPr>
-        <w:t xml:space="preserve">Pilha de escopos</w:t>
-      </w:r>
-      <w:r>
-        <w:t xml:space="preserve">: uma lista de dicionarios (nome -&gt; Simbolo). A posicao 0 e o escopo global (funcoes). Ao entrar em uma funcao, um novo dicionario e empilhado; ao sair, ele e desempilhado.</w:t>
+        <w:t xml:space="preserve">Pilha de escopos: uma lista de dicionarios (nome -&gt; Simbolo). A posicao 0 e global (constantes e funcoes). Funcoes e blocos aninhados empilham escopos proprios, permitindo sombreamento sem vazamento de identificadores.</w:t>
+      </w:r>
+      <w:r>
+        <w:t xml:space="preserve"/>
       </w:r>
     </w:p>
     <w:p>
@@ -618,10 +618,10 @@
           <w:b/>
           <w:bCs/>
         </w:rPr>
-        <w:t xml:space="preserve">Lista linearizada</w:t>
-      </w:r>
-      <w:r>
-        <w:t xml:space="preserve">: acumula todos os simbolos ja declarados, na ordem de insercao, e e usada para exibir a tabela e gerar os snapshots.</w:t>
+        <w:t xml:space="preserve">Lista linearizada: acumula o historico de simbolos para o relatorio final. Os snapshots, por sua vez, sao gerados a partir da pilha ativa e mostram apenas os simbolos visiveis naquele instante.</w:t>
+      </w:r>
+      <w:r>
+        <w:t xml:space="preserve"/>
       </w:r>
     </w:p>
     <w:p>
@@ -676,7 +676,7 @@
         <w:spacing w:after="60"/>
       </w:pPr>
       <w:r>
-        <w:t xml:space="preserve">Registra um evento e tira um snapshot do estado completo da tabela naquele instante.</w:t>
+        <w:t xml:space="preserve">Registra um evento e tira um snapshot da tabela ativa naquele instante.</w:t>
       </w:r>
     </w:p>
     <w:p>
@@ -684,7 +684,7 @@
         <w:spacing w:after="120"/>
       </w:pPr>
       <w:r>
-        <w:t xml:space="preserve">Funcoes sao inseridas diretamente no escopo global (nivel 0); parametros e variaveis locais, no escopo da funcao (nivel 1).</w:t>
+        <w:t xml:space="preserve">Constantes e funcoes sao inseridas no escopo global (nivel 0); parametros e variaveis ficam no nivel da funcao ou do bloco em que foram declarados.</w:t>
       </w:r>
     </w:p>
     <w:p>
@@ -700,7 +700,7 @@
         <w:spacing w:after="120"/>
       </w:pPr>
       <w:r>
-        <w:t xml:space="preserve">A remocao ocorre ao final de cada funcao: o dicionario do escopo local e desempilhado, de modo que parametros e variaveis locais deixam de ser visiveis (a funcao, por estar no escopo global, permanece). A consulta (_buscar) percorre a pilha de escopos do topo para a base, retornando o primeiro Simbolo encontrado; assim um nome local tem prioridade sobre um global, implementando o sombreamento de escopo.</w:t>
+        <w:t xml:space="preserve">A remocao ocorre ao final de cada bloco e de cada funcao. O escopo correspondente e desempilhado, seus identificadores deixam de ser visiveis e um novo snapshot registra a tabela ativa. A consulta (_buscar) percorre os escopos do topo para a base; assim o nome do bloco interno tem prioridade e o sombreamento funciona corretamente.</w:t>
       </w:r>
     </w:p>
     <w:p>
@@ -716,7 +716,7 @@
         <w:spacing w:after="120"/>
       </w:pPr>
       <w:r>
-        <w:t xml:space="preserve">Foram definidas sete acoes semanticas, identificadas por marcadores @ inseridos na gramatica. Elas sao executadas pelo analisador sintatico LL(1) no momento em que o marcador correspondente e desempilhado. A tabela resume cada acao; as subsecoes detalham o funcionamento.</w:t>
+        <w:t xml:space="preserve">Foram definidos dez marcadores semanticos executados pelo analisador sintatico tabular quando aparecem no topo da pilha. Alem das acoes originais, @decl_constante implementa a constante global imutavel e @inicio_bloco/@fim_bloco controlam os escopos aninhados. A tabela resume as acoes.</w:t>
       </w:r>
     </w:p>
     <w:tbl>
@@ -1412,6 +1412,172 @@
           </w:p>
         </w:tc>
       </w:tr>
+      <w:tr>
+        <w:tc>
+          <w:tcPr>
+            <w:tcW w:type="dxa" w:w="2100"/>
+            <w:tcBorders>
+              <w:top w:val="single" w:color="CCCCCC" w:sz="1"/>
+              <w:left w:val="single" w:color="CCCCCC" w:sz="1"/>
+              <w:bottom w:val="single" w:color="CCCCCC" w:sz="1"/>
+              <w:right w:val="single" w:color="CCCCCC" w:sz="1"/>
+            </w:tcBorders>
+            <w:shd w:fill="EEF3F6" w:val="clear"/>
+            <w:tcMar>
+              <w:top w:type="dxa" w:w="60"/>
+              <w:left w:type="dxa" w:w="120"/>
+              <w:bottom w:type="dxa" w:w="60"/>
+              <w:right w:type="dxa" w:w="120"/>
+            </w:tcMar>
+          </w:tcPr>
+          <w:p>
+            <w:r>
+              <w:rPr>
+                <w:sz w:val="18"/>
+                <w:szCs w:val="18"/>
+              </w:rPr>
+              <w:t xml:space="preserve">@decl_constante</w:t>
+            </w:r>
+          </w:p>
+        </w:tc>
+        <w:tc>
+          <w:tcPr>
+            <w:tcW w:type="dxa" w:w="2600"/>
+            <w:tcBorders>
+              <w:top w:val="single" w:color="CCCCCC" w:sz="1"/>
+              <w:left w:val="single" w:color="CCCCCC" w:sz="1"/>
+              <w:bottom w:val="single" w:color="CCCCCC" w:sz="1"/>
+              <w:right w:val="single" w:color="CCCCCC" w:sz="1"/>
+            </w:tcBorders>
+            <w:shd w:fill="EEF3F6" w:val="clear"/>
+            <w:tcMar>
+              <w:top w:type="dxa" w:w="60"/>
+              <w:left w:type="dxa" w:w="120"/>
+              <w:bottom w:type="dxa" w:w="60"/>
+              <w:right w:type="dxa" w:w="120"/>
+            </w:tcMar>
+          </w:tcPr>
+          <w:p>
+            <w:r>
+              <w:rPr>
+                <w:sz w:val="18"/>
+                <w:szCs w:val="18"/>
+              </w:rPr>
+              <w:t xml:space="preserve">Declaracao global</w:t>
+            </w:r>
+          </w:p>
+        </w:tc>
+        <w:tc>
+          <w:tcPr>
+            <w:tcW w:type="dxa" w:w="4660"/>
+            <w:tcBorders>
+              <w:top w:val="single" w:color="CCCCCC" w:sz="1"/>
+              <w:left w:val="single" w:color="CCCCCC" w:sz="1"/>
+              <w:bottom w:val="single" w:color="CCCCCC" w:sz="1"/>
+              <w:right w:val="single" w:color="CCCCCC" w:sz="1"/>
+            </w:tcBorders>
+            <w:shd w:fill="EEF3F6" w:val="clear"/>
+            <w:tcMar>
+              <w:top w:type="dxa" w:w="60"/>
+              <w:left w:type="dxa" w:w="120"/>
+              <w:bottom w:type="dxa" w:w="60"/>
+              <w:right w:type="dxa" w:w="120"/>
+            </w:tcMar>
+          </w:tcPr>
+          <w:p>
+            <w:r>
+              <w:rPr>
+                <w:sz w:val="18"/>
+                <w:szCs w:val="18"/>
+              </w:rPr>
+              <w:t xml:space="preserve">Insere const nome = num no nivel 0 e infere int ou float.</w:t>
+            </w:r>
+          </w:p>
+        </w:tc>
+      </w:tr>
+      <w:tr>
+        <w:tc>
+          <w:tcPr>
+            <w:tcW w:type="dxa" w:w="2100"/>
+            <w:tcBorders>
+              <w:top w:val="single" w:color="CCCCCC" w:sz="1"/>
+              <w:left w:val="single" w:color="CCCCCC" w:sz="1"/>
+              <w:bottom w:val="single" w:color="CCCCCC" w:sz="1"/>
+              <w:right w:val="single" w:color="CCCCCC" w:sz="1"/>
+            </w:tcBorders>
+            <w:shd w:fill="EEF3F6" w:val="clear"/>
+            <w:tcMar>
+              <w:top w:type="dxa" w:w="60"/>
+              <w:left w:type="dxa" w:w="120"/>
+              <w:bottom w:type="dxa" w:w="60"/>
+              <w:right w:type="dxa" w:w="120"/>
+            </w:tcMar>
+          </w:tcPr>
+          <w:p>
+            <w:r>
+              <w:rPr>
+                <w:sz w:val="18"/>
+                <w:szCs w:val="18"/>
+              </w:rPr>
+              <w:t xml:space="preserve">@inicio_bloco / @fim_bloco</w:t>
+            </w:r>
+          </w:p>
+        </w:tc>
+        <w:tc>
+          <w:tcPr>
+            <w:tcW w:type="dxa" w:w="2600"/>
+            <w:tcBorders>
+              <w:top w:val="single" w:color="CCCCCC" w:sz="1"/>
+              <w:left w:val="single" w:color="CCCCCC" w:sz="1"/>
+              <w:bottom w:val="single" w:color="CCCCCC" w:sz="1"/>
+              <w:right w:val="single" w:color="CCCCCC" w:sz="1"/>
+            </w:tcBorders>
+            <w:shd w:fill="EEF3F6" w:val="clear"/>
+            <w:tcMar>
+              <w:top w:type="dxa" w:w="60"/>
+              <w:left w:type="dxa" w:w="120"/>
+              <w:bottom w:type="dxa" w:w="60"/>
+              <w:right w:type="dxa" w:w="120"/>
+            </w:tcMar>
+          </w:tcPr>
+          <w:p>
+            <w:r>
+              <w:rPr>
+                <w:sz w:val="18"/>
+                <w:szCs w:val="18"/>
+              </w:rPr>
+              <w:t xml:space="preserve">Entrada e saida de bloco</w:t>
+            </w:r>
+          </w:p>
+        </w:tc>
+        <w:tc>
+          <w:tcPr>
+            <w:tcW w:type="dxa" w:w="4660"/>
+            <w:tcBorders>
+              <w:top w:val="single" w:color="CCCCCC" w:sz="1"/>
+              <w:left w:val="single" w:color="CCCCCC" w:sz="1"/>
+              <w:bottom w:val="single" w:color="CCCCCC" w:sz="1"/>
+              <w:right w:val="single" w:color="CCCCCC" w:sz="1"/>
+            </w:tcBorders>
+            <w:shd w:fill="EEF3F6" w:val="clear"/>
+            <w:tcMar>
+              <w:top w:type="dxa" w:w="60"/>
+              <w:left w:type="dxa" w:w="120"/>
+              <w:bottom w:type="dxa" w:w="60"/>
+              <w:right w:type="dxa" w:w="120"/>
+            </w:tcMar>
+          </w:tcPr>
+          <w:p>
+            <w:r>
+              <w:rPr>
+                <w:sz w:val="18"/>
+                <w:szCs w:val="18"/>
+              </w:rPr>
+              <w:t xml:space="preserve">Empilha e remove escopos aninhados, registrando snapshots.</w:t>
+            </w:r>
+          </w:p>
+        </w:tc>
+      </w:tr>
     </w:tbl>
     <w:p>
       <w:pPr>
@@ -1490,7 +1656,7 @@
         <w:spacing w:after="120"/>
       </w:pPr>
       <w:r>
-        <w:t xml:space="preserve">Disparada apos o identificador que aparece antes de '='. Consulta a tabela: se o nome nao existe, dispara 'usado antes da declaracao'; se for uma funcao, dispara 'funcao nao pode receber atribuicao'. Guarda o tipo do lado esquerdo para a checagem de compatibilidade.</w:t>
+        <w:t xml:space="preserve">Disparada apos o identificador que aparece antes de '='. Consulta a tabela: se o nome nao existe, acusa uso antes da declaracao; se for funcao, proibe a atribuicao; se for constante, informa que seu valor nao pode ser alterado. Para variaveis, guarda o tipo para a checagem de compatibilidade.</w:t>
       </w:r>
     </w:p>
     <w:p>
@@ -1506,7 +1672,7 @@
         <w:spacing w:after="120"/>
       </w:pPr>
       <w:r>
-        <w:t xml:space="preserve">Disparada apos um identificador dentro de uma expressao. Se o proximo token for '(', trata-se de chamada de funcao (apenas confere se a funcao existe). Caso contrario, confere se a variavel/parametro foi declarado, disparando 'usado antes da declaracao' quando ausente.</w:t>
+        <w:t xml:space="preserve">Disparada apos um identificador dentro de uma expressao. Se o proximo token for '(', consulta o mapa previo de assinaturas, aceitando inclusive funcoes declaradas mais adiante. Caso contrario, confere se a constante, variavel ou parametro esta visivel no escopo atual.</w:t>
       </w:r>
     </w:p>
     <w:p>
@@ -1538,7 +1704,21 @@
         <w:spacing w:after="120"/>
       </w:pPr>
       <w:r>
-        <w:t xml:space="preserve">As producoes abaixo sao as da gramatica LL(1) da linguagem, com os marcadores semanticos inseridos nos pontos em que cada acao deve ser executada (somente as producoes alteradas sao mostradas com destaque; as demais permanecem como na etapa sintatica).</w:t>
+        <w:t xml:space="preserve">As producoes abaixo mostram os marcadores inseridos na gramatica tabular. A gramatica fornecida possui o conflito classico do dangling else: na celula M(ELSE_PART, else), a producao com else tem prioridade sobre epsilon, associando o else ao if aberto mais proximo.</w:t>
+      </w:r>
+    </w:p>
+    <w:p>
+      <w:pPr>
+        <w:shd w:fill="F4F6F8" w:val="clear"/>
+        <w:spacing w:after="0"/>
+      </w:pPr>
+      <w:r>
+        <w:rPr>
+          <w:rFonts w:ascii="Consolas" w:cs="Consolas" w:eastAsia="Consolas" w:hAnsi="Consolas"/>
+          <w:sz w:val="18"/>
+          <w:szCs w:val="18"/>
+        </w:rPr>
+        <w:t xml:space="preserve">69  CONST_DECL  -&gt; const id = num @decl_constante ;</w:t>
       </w:r>
     </w:p>
     <w:p>
@@ -1566,7 +1746,7 @@
           <w:sz w:val="18"/>
           <w:szCs w:val="18"/>
         </w:rPr>
-        <w:t xml:space="preserve">11  PARAM       -&gt; TYPE id @decl_parametro</w:t>
+        <w:t xml:space="preserve">11 PARAM -&gt; TYPE id @decl_parametro    18 VAR_DECL -&gt; TYPE id @decl_variavel ;</w:t>
       </w:r>
     </w:p>
     <w:p>
@@ -1580,7 +1760,7 @@
           <w:sz w:val="18"/>
           <w:szCs w:val="18"/>
         </w:rPr>
-        <w:t xml:space="preserve">18  VAR_DECL    -&gt; TYPE id @decl_variavel ;</w:t>
+        <w:t xml:space="preserve">12  BLOCK -&gt; { @inicio_bloco DECL_LIST_OPT STMT_LIST_OPT } @fim_bloco</w:t>
       </w:r>
     </w:p>
     <w:p>
@@ -1594,7 +1774,19 @@
           <w:sz w:val="18"/>
           <w:szCs w:val="18"/>
         </w:rPr>
-        <w:t xml:space="preserve">30  ASSIGN_STMT -&gt; id @usa_lhs = EXPR @checa_atrib ;</w:t>
+        <w:t xml:space="preserve">30 ASSIGN_STMT -&gt; id @usa_lhs = EXPR @checa_atrib ;    56 FACTOR -&gt; id @usa_id FACTOR_TAIL</w:t>
+      </w:r>
+    </w:p>
+    <w:p>
+      <w:pPr>
+        <w:spacing w:after="120"/>
+      </w:pPr>
+      <w:r>
+        <w:rPr>
+          <w:b/>
+          <w:bCs/>
+        </w:rPr>
+        <w:t xml:space="preserve">Restante da gramatica (inalterado, resumido):</w:t>
       </w:r>
     </w:p>
     <w:p>
@@ -1608,33 +1800,7 @@
           <w:sz w:val="18"/>
           <w:szCs w:val="18"/>
         </w:rPr>
-        <w:t xml:space="preserve">56  FACTOR      -&gt; id @usa_id FACTOR_TAIL</w:t>
-      </w:r>
-    </w:p>
-    <w:p>
-      <w:pPr>
-        <w:spacing w:after="120"/>
-      </w:pPr>
-      <w:r>
-        <w:rPr>
-          <w:b/>
-          <w:bCs/>
-        </w:rPr>
-        <w:t xml:space="preserve">Restante da gramatica (inalterado, resumido):</w:t>
-      </w:r>
-    </w:p>
-    <w:p>
-      <w:pPr>
-        <w:shd w:fill="F4F6F8" w:val="clear"/>
-        <w:spacing w:after="0"/>
-      </w:pPr>
-      <w:r>
-        <w:rPr>
-          <w:rFonts w:ascii="Consolas" w:cs="Consolas" w:eastAsia="Consolas" w:hAnsi="Consolas"/>
-          <w:sz w:val="18"/>
-          <w:szCs w:val="18"/>
-        </w:rPr>
-        <w:t xml:space="preserve">1   PROGRAM            -&gt; FUNCTION_LIST</w:t>
+        <w:t xml:space="preserve">1   PROGRAM -&gt; CONST_LIST_OPT FUNCTION_LIST    67-68 CONST_LIST_OPT -&gt; CONST_DECL CONST_LIST_OPT | epsilon</w:t>
       </w:r>
     </w:p>
     <w:p>
@@ -1802,7 +1968,7 @@
         <w:spacing w:after="120"/>
       </w:pPr>
       <w:r>
-        <w:t xml:space="preserve">As sete acoes acima rodam dentro do parser LL(1) tabular: quando o topo da pilha de analise e um marcador @, o parser executa a acao em vez de tratar o simbolo como terminal/nao-terminal. Atendendo ao requisito de pelo menos tres regras integradas ao analisador sintatico, destacam-se:</w:t>
+        <w:t xml:space="preserve">Os dez marcadores acima rodam dentro do parser tabular: quando o topo da pilha e um marcador @, o parser executa a acao em vez de trata-lo como terminal ou nao-terminal. Atendendo ao requisito de pelo menos tres regras integradas, destacam-se:</w:t>
       </w:r>
     </w:p>
     <w:p>
@@ -1819,10 +1985,10 @@
           <w:b/>
           <w:bCs/>
         </w:rPr>
-        <w:t xml:space="preserve">Regra 1 - Insercao/redeclaracao</w:t>
-      </w:r>
-      <w:r>
-        <w:t xml:space="preserve"> (@decl_funcao, @decl_parametro, @decl_variavel): popula a tabela durante o reconhecimento e acusa nomes repetidos no mesmo escopo.</w:t>
+        <w:t xml:space="preserve">Regra 1 - Insercao, imutabilidade e escopo (@decl_constante, @decl_funcao, @decl_parametro, @decl_variavel, @inicio_bloco e @fim_bloco): popula a tabela, acusa redeclaracoes e controla a visibilidade.</w:t>
+      </w:r>
+      <w:r>
+        <w:t xml:space="preserve"/>
       </w:r>
     </w:p>
     <w:p>
@@ -1870,7 +2036,7 @@
         <w:spacing w:after="120"/>
       </w:pPr>
       <w:r>
-        <w:t xml:space="preserve">Como a tabela e construida durante a analise sintatica, o compilador tambem registra um snapshot do estado completo da tabela a cada insercao. Esses snapshots aparecem no relatorio HTML na secao 'Tabela de simbolos a cada modificacao', cumprindo a exigencia de exibir a tabela sempre que ela for alterada.</w:t>
+        <w:t xml:space="preserve">Como a tabela e construida durante a analise sintatica, o compilador registra a tabela ativa apos cada insercao e remocao de escopo. Os snapshots aparecem no relatorio HTML na secao 'Tabela de simbolos a cada modificacao'.</w:t>
       </w:r>
     </w:p>
     <w:p>
@@ -2914,6 +3080,172 @@
           </w:p>
         </w:tc>
       </w:tr>
+      <w:tr>
+        <w:tc>
+          <w:tcPr>
+            <w:tcW w:type="dxa" w:w="2500"/>
+            <w:tcBorders>
+              <w:top w:val="single" w:color="CCCCCC" w:sz="1"/>
+              <w:left w:val="single" w:color="CCCCCC" w:sz="1"/>
+              <w:bottom w:val="single" w:color="CCCCCC" w:sz="1"/>
+              <w:right w:val="single" w:color="CCCCCC" w:sz="1"/>
+            </w:tcBorders>
+            <w:shd w:fill="EEF3F6" w:val="clear"/>
+            <w:tcMar>
+              <w:top w:type="dxa" w:w="60"/>
+              <w:left w:type="dxa" w:w="120"/>
+              <w:bottom w:type="dxa" w:w="60"/>
+              <w:right w:type="dxa" w:w="120"/>
+            </w:tcMar>
+          </w:tcPr>
+          <w:p>
+            <w:r>
+              <w:rPr>
+                <w:sz w:val="18"/>
+                <w:szCs w:val="18"/>
+              </w:rPr>
+              <w:t xml:space="preserve">Alteracao de constante</w:t>
+            </w:r>
+          </w:p>
+        </w:tc>
+        <w:tc>
+          <w:tcPr>
+            <w:tcW w:type="dxa" w:w="2400"/>
+            <w:tcBorders>
+              <w:top w:val="single" w:color="CCCCCC" w:sz="1"/>
+              <w:left w:val="single" w:color="CCCCCC" w:sz="1"/>
+              <w:bottom w:val="single" w:color="CCCCCC" w:sz="1"/>
+              <w:right w:val="single" w:color="CCCCCC" w:sz="1"/>
+            </w:tcBorders>
+            <w:shd w:fill="EEF3F6" w:val="clear"/>
+            <w:tcMar>
+              <w:top w:type="dxa" w:w="60"/>
+              <w:left w:type="dxa" w:w="120"/>
+              <w:bottom w:type="dxa" w:w="60"/>
+              <w:right w:type="dxa" w:w="120"/>
+            </w:tcMar>
+          </w:tcPr>
+          <w:p>
+            <w:r>
+              <w:rPr>
+                <w:sz w:val="18"/>
+                <w:szCs w:val="18"/>
+              </w:rPr>
+              <w:t xml:space="preserve">@usa_lhs</w:t>
+            </w:r>
+          </w:p>
+        </w:tc>
+        <w:tc>
+          <w:tcPr>
+            <w:tcW w:type="dxa" w:w="4460"/>
+            <w:tcBorders>
+              <w:top w:val="single" w:color="CCCCCC" w:sz="1"/>
+              <w:left w:val="single" w:color="CCCCCC" w:sz="1"/>
+              <w:bottom w:val="single" w:color="CCCCCC" w:sz="1"/>
+              <w:right w:val="single" w:color="CCCCCC" w:sz="1"/>
+            </w:tcBorders>
+            <w:shd w:fill="EEF3F6" w:val="clear"/>
+            <w:tcMar>
+              <w:top w:type="dxa" w:w="60"/>
+              <w:left w:type="dxa" w:w="120"/>
+              <w:bottom w:type="dxa" w:w="60"/>
+              <w:right w:type="dxa" w:w="120"/>
+            </w:tcMar>
+          </w:tcPr>
+          <w:p>
+            <w:r>
+              <w:rPr>
+                <w:sz w:val="18"/>
+                <w:szCs w:val="18"/>
+              </w:rPr>
+              <w:t xml:space="preserve">Linha X: constante 'c' nao pode ter seu valor alterado</w:t>
+            </w:r>
+          </w:p>
+        </w:tc>
+      </w:tr>
+      <w:tr>
+        <w:tc>
+          <w:tcPr>
+            <w:tcW w:type="dxa" w:w="2500"/>
+            <w:tcBorders>
+              <w:top w:val="single" w:color="CCCCCC" w:sz="1"/>
+              <w:left w:val="single" w:color="CCCCCC" w:sz="1"/>
+              <w:bottom w:val="single" w:color="CCCCCC" w:sz="1"/>
+              <w:right w:val="single" w:color="CCCCCC" w:sz="1"/>
+            </w:tcBorders>
+            <w:shd w:fill="EEF3F6" w:val="clear"/>
+            <w:tcMar>
+              <w:top w:type="dxa" w:w="60"/>
+              <w:left w:type="dxa" w:w="120"/>
+              <w:bottom w:type="dxa" w:w="60"/>
+              <w:right w:type="dxa" w:w="120"/>
+            </w:tcMar>
+          </w:tcPr>
+          <w:p>
+            <w:r>
+              <w:rPr>
+                <w:sz w:val="18"/>
+                <w:szCs w:val="18"/>
+              </w:rPr>
+              <w:t xml:space="preserve">Ausencia da funcao main</w:t>
+            </w:r>
+          </w:p>
+        </w:tc>
+        <w:tc>
+          <w:tcPr>
+            <w:tcW w:type="dxa" w:w="2400"/>
+            <w:tcBorders>
+              <w:top w:val="single" w:color="CCCCCC" w:sz="1"/>
+              <w:left w:val="single" w:color="CCCCCC" w:sz="1"/>
+              <w:bottom w:val="single" w:color="CCCCCC" w:sz="1"/>
+              <w:right w:val="single" w:color="CCCCCC" w:sz="1"/>
+            </w:tcBorders>
+            <w:shd w:fill="EEF3F6" w:val="clear"/>
+            <w:tcMar>
+              <w:top w:type="dxa" w:w="60"/>
+              <w:left w:type="dxa" w:w="120"/>
+              <w:bottom w:type="dxa" w:w="60"/>
+              <w:right w:type="dxa" w:w="120"/>
+            </w:tcMar>
+          </w:tcPr>
+          <w:p>
+            <w:r>
+              <w:rPr>
+                <w:sz w:val="18"/>
+                <w:szCs w:val="18"/>
+              </w:rPr>
+              <w:t xml:space="preserve">analisador dedicado</w:t>
+            </w:r>
+          </w:p>
+        </w:tc>
+        <w:tc>
+          <w:tcPr>
+            <w:tcW w:type="dxa" w:w="4460"/>
+            <w:tcBorders>
+              <w:top w:val="single" w:color="CCCCCC" w:sz="1"/>
+              <w:left w:val="single" w:color="CCCCCC" w:sz="1"/>
+              <w:bottom w:val="single" w:color="CCCCCC" w:sz="1"/>
+              <w:right w:val="single" w:color="CCCCCC" w:sz="1"/>
+            </w:tcBorders>
+            <w:shd w:fill="EEF3F6" w:val="clear"/>
+            <w:tcMar>
+              <w:top w:type="dxa" w:w="60"/>
+              <w:left w:type="dxa" w:w="120"/>
+              <w:bottom w:type="dxa" w:w="60"/>
+              <w:right w:type="dxa" w:w="120"/>
+            </w:tcMar>
+          </w:tcPr>
+          <w:p>
+            <w:r>
+              <w:rPr>
+                <w:sz w:val="18"/>
+                <w:szCs w:val="18"/>
+              </w:rPr>
+              <w:t xml:space="preserve">Linha X: programa deve declarar a funcao de entrada 'main'</w:t>
+            </w:r>
+          </w:p>
+        </w:tc>
+      </w:tr>
     </w:tbl>
     <w:p>
       <w:pPr>
@@ -3541,6 +3873,172 @@
           </w:p>
         </w:tc>
       </w:tr>
+      <w:tr>
+        <w:tc>
+          <w:tcPr>
+            <w:tcW w:type="dxa" w:w="2700"/>
+            <w:tcBorders>
+              <w:top w:val="single" w:color="CCCCCC" w:sz="1"/>
+              <w:left w:val="single" w:color="CCCCCC" w:sz="1"/>
+              <w:bottom w:val="single" w:color="CCCCCC" w:sz="1"/>
+              <w:right w:val="single" w:color="CCCCCC" w:sz="1"/>
+            </w:tcBorders>
+            <w:shd w:fill="FFFFFF" w:val="clear"/>
+            <w:tcMar>
+              <w:top w:type="dxa" w:w="60"/>
+              <w:left w:type="dxa" w:w="120"/>
+              <w:bottom w:type="dxa" w:w="60"/>
+              <w:right w:type="dxa" w:w="120"/>
+            </w:tcMar>
+          </w:tcPr>
+          <w:p>
+            <w:r>
+              <w:rPr>
+                <w:sz w:val="18"/>
+                <w:szCs w:val="18"/>
+              </w:rPr>
+              <w:t xml:space="preserve">11_constante_ok.txt</w:t>
+            </w:r>
+          </w:p>
+        </w:tc>
+        <w:tc>
+          <w:tcPr>
+            <w:tcW w:type="dxa" w:w="4660"/>
+            <w:tcBorders>
+              <w:top w:val="single" w:color="CCCCCC" w:sz="1"/>
+              <w:left w:val="single" w:color="CCCCCC" w:sz="1"/>
+              <w:bottom w:val="single" w:color="CCCCCC" w:sz="1"/>
+              <w:right w:val="single" w:color="CCCCCC" w:sz="1"/>
+            </w:tcBorders>
+            <w:shd w:fill="FFFFFF" w:val="clear"/>
+            <w:tcMar>
+              <w:top w:type="dxa" w:w="60"/>
+              <w:left w:type="dxa" w:w="120"/>
+              <w:bottom w:type="dxa" w:w="60"/>
+              <w:right w:type="dxa" w:w="120"/>
+            </w:tcMar>
+          </w:tcPr>
+          <w:p>
+            <w:r>
+              <w:rPr>
+                <w:sz w:val="18"/>
+                <w:szCs w:val="18"/>
+              </w:rPr>
+              <w:t xml:space="preserve">Constantes globais int/float usadas em expressoes.</w:t>
+            </w:r>
+          </w:p>
+        </w:tc>
+        <w:tc>
+          <w:tcPr>
+            <w:tcW w:type="dxa" w:w="2000"/>
+            <w:tcBorders>
+              <w:top w:val="single" w:color="CCCCCC" w:sz="1"/>
+              <w:left w:val="single" w:color="CCCCCC" w:sz="1"/>
+              <w:bottom w:val="single" w:color="CCCCCC" w:sz="1"/>
+              <w:right w:val="single" w:color="CCCCCC" w:sz="1"/>
+            </w:tcBorders>
+            <w:shd w:fill="FFFFFF" w:val="clear"/>
+            <w:tcMar>
+              <w:top w:type="dxa" w:w="60"/>
+              <w:left w:type="dxa" w:w="120"/>
+              <w:bottom w:type="dxa" w:w="60"/>
+              <w:right w:type="dxa" w:w="120"/>
+            </w:tcMar>
+          </w:tcPr>
+          <w:p>
+            <w:r>
+              <w:rPr>
+                <w:sz w:val="18"/>
+                <w:szCs w:val="18"/>
+              </w:rPr>
+              <w:t xml:space="preserve">OK</w:t>
+            </w:r>
+          </w:p>
+        </w:tc>
+      </w:tr>
+      <w:tr>
+        <w:tc>
+          <w:tcPr>
+            <w:tcW w:type="dxa" w:w="2700"/>
+            <w:tcBorders>
+              <w:top w:val="single" w:color="CCCCCC" w:sz="1"/>
+              <w:left w:val="single" w:color="CCCCCC" w:sz="1"/>
+              <w:bottom w:val="single" w:color="CCCCCC" w:sz="1"/>
+              <w:right w:val="single" w:color="CCCCCC" w:sz="1"/>
+            </w:tcBorders>
+            <w:shd w:fill="FFFFFF" w:val="clear"/>
+            <w:tcMar>
+              <w:top w:type="dxa" w:w="60"/>
+              <w:left w:type="dxa" w:w="120"/>
+              <w:bottom w:type="dxa" w:w="60"/>
+              <w:right w:type="dxa" w:w="120"/>
+            </w:tcMar>
+          </w:tcPr>
+          <w:p>
+            <w:r>
+              <w:rPr>
+                <w:sz w:val="18"/>
+                <w:szCs w:val="18"/>
+              </w:rPr>
+              <w:t xml:space="preserve">12_erro_alterar_constante.txt</w:t>
+            </w:r>
+          </w:p>
+        </w:tc>
+        <w:tc>
+          <w:tcPr>
+            <w:tcW w:type="dxa" w:w="4660"/>
+            <w:tcBorders>
+              <w:top w:val="single" w:color="CCCCCC" w:sz="1"/>
+              <w:left w:val="single" w:color="CCCCCC" w:sz="1"/>
+              <w:bottom w:val="single" w:color="CCCCCC" w:sz="1"/>
+              <w:right w:val="single" w:color="CCCCCC" w:sz="1"/>
+            </w:tcBorders>
+            <w:shd w:fill="FFFFFF" w:val="clear"/>
+            <w:tcMar>
+              <w:top w:type="dxa" w:w="60"/>
+              <w:left w:type="dxa" w:w="120"/>
+              <w:bottom w:type="dxa" w:w="60"/>
+              <w:right w:type="dxa" w:w="120"/>
+            </w:tcMar>
+          </w:tcPr>
+          <w:p>
+            <w:r>
+              <w:rPr>
+                <w:sz w:val="18"/>
+                <w:szCs w:val="18"/>
+              </w:rPr>
+              <w:t xml:space="preserve">Tentativa de atribuir novo valor a constante.</w:t>
+            </w:r>
+          </w:p>
+        </w:tc>
+        <w:tc>
+          <w:tcPr>
+            <w:tcW w:type="dxa" w:w="2000"/>
+            <w:tcBorders>
+              <w:top w:val="single" w:color="CCCCCC" w:sz="1"/>
+              <w:left w:val="single" w:color="CCCCCC" w:sz="1"/>
+              <w:bottom w:val="single" w:color="CCCCCC" w:sz="1"/>
+              <w:right w:val="single" w:color="CCCCCC" w:sz="1"/>
+            </w:tcBorders>
+            <w:shd w:fill="FFFFFF" w:val="clear"/>
+            <w:tcMar>
+              <w:top w:type="dxa" w:w="60"/>
+              <w:left w:type="dxa" w:w="120"/>
+              <w:bottom w:type="dxa" w:w="60"/>
+              <w:right w:type="dxa" w:w="120"/>
+            </w:tcMar>
+          </w:tcPr>
+          <w:p>
+            <w:r>
+              <w:rPr>
+                <w:sz w:val="18"/>
+                <w:szCs w:val="18"/>
+              </w:rPr>
+              <w:t xml:space="preserve">ERRO linha 5</w:t>
+            </w:r>
+          </w:p>
+        </w:tc>
+      </w:tr>
     </w:tbl>
     <w:p>
       <w:pPr>
@@ -3568,7 +4066,7 @@
         <w:spacing w:after="60"/>
       </w:pPr>
       <w:r>
-        <w:t xml:space="preserve">Insercao de marcadores de acao semantica (@...) na gramatica e no parser LL(1) tabular, permitindo executar verificacoes durante o reconhecimento.</w:t>
+        <w:t xml:space="preserve">Insercao de marcadores semanticos na gramatica e no parser tabular, incluindo constantes e abertura/fechamento de blocos.</w:t>
       </w:r>
     </w:p>
     <w:p>
@@ -3581,7 +4079,7 @@
         <w:spacing w:after="60"/>
       </w:pPr>
       <w:r>
-        <w:t xml:space="preserve">Construcao incremental da tabela de simbolos pelo proprio parser, com snapshots a cada modificacao.</w:t>
+        <w:t xml:space="preserve">Construcao incremental da tabela de simbolos pelo parser, com snapshots da tabela ativa em insercoes e remocoes.</w:t>
       </w:r>
     </w:p>
     <w:p>
@@ -3594,7 +4092,7 @@
         <w:spacing w:after="60"/>
       </w:pPr>
       <w:r>
-        <w:t xml:space="preserve">Tratamento de erros semanticos com numero de linha (redeclaracao, uso antes da declaracao, incompatibilidade de tipos, funcao duplicada e atribuicao a funcao).</w:t>
+        <w:t xml:space="preserve">Tratamento de erros semanticos com numero de linha, incluindo alteracao de constante, ausencia de main, redeclaracao, uso antes da declaracao e incompatibilidade de tipos.</w:t>
       </w:r>
     </w:p>
     <w:p>
@@ -3607,7 +4105,7 @@
         <w:spacing w:after="60"/>
       </w:pPr>
       <w:r>
-        <w:t xml:space="preserve">Adicao de um analisador semantico dedicado, que completa as verificacoes de return e de chamadas de funcao.</w:t>
+        <w:t xml:space="preserve">Adicao de um analisador semantico dedicado, que valida main, return e chamadas; o mapa previo de assinaturas permite chamadas adiantadas.</w:t>
       </w:r>
     </w:p>
     <w:p>
@@ -3628,7 +4126,7 @@
         <w:spacing w:after="120"/>
       </w:pPr>
       <w:r>
-        <w:t xml:space="preserve">Justificativa: o requisito da etapa exige acoes semanticas (no minimo cinco), pelo menos tres delas integradas ao analisador sintatico, e a exibicao da tabela de simbolos sempre que ela for modificada. A abordagem com marcadores na gramatica atende diretamente a esses pontos, mantendo a analise sintatica tabular ja entregue.</w:t>
+        <w:t xml:space="preserve">Justificativa: a etapa exige no minimo cinco acoes semanticas, pelo menos tres integradas ao analisador sintatico, e a exibicao da tabela sempre que modificada. Os dez marcadores atendem a esses pontos. A decisao do dangling else e documentada explicitamente e nao requer backtracking.</w:t>
       </w:r>
     </w:p>
     <w:p>
@@ -3764,7 +4262,7 @@
       </w:r>
     </w:p>
     <w:sectPr>
-      <w:footerReference w:type="default" r:id="rId7"/>
+      <w:footerReference w:type="default" ns2:id="rId7"/>
       <w:pgSz w:w="12240" w:h="15840" w:orient="portrait"/>
       <w:pgMar w:top="1440" w:right="1440" w:bottom="1440" w:left="1440" w:header="708" w:footer="708" w:gutter="0"/>
       <w:pgNumType/>
